--- a/Lanzamiento_Octubre_2026/profes/Kit_Kiran_Basico1_ES.docx
+++ b/Lanzamiento_Octubre_2026/profes/Kit_Kiran_Basico1_ES.docx
@@ -219,7 +219,7 @@
           <w:sz w:val="17"/>
           <w:szCs w:val="17"/>
         </w:rPr>
-        <w:t xml:space="preserve">Versión 1.0 · viernes 25 de septiembre de 2026 · Documento interno para profesoras. Datos del curso: academiaseul.com/programa y Programa Completo de Estudios (Parte III).</w:t>
+        <w:t xml:space="preserve">Versión 1.1 · viernes 25 de septiembre de 2026 · Documento interno para profesoras. Datos del curso: academiaseul.com/programa y Programa Completo de Estudios (Parte III).</w:t>
       </w:r>
     </w:p>
     <w:p>
@@ -2396,7 +2396,7 @@
                 <w:sz w:val="19"/>
                 <w:szCs w:val="19"/>
               </w:rPr>
-              <w:t xml:space="preserve">mié 7 oct</w:t>
+              <w:t xml:space="preserve">antes del mié 7 oct</w:t>
             </w:r>
           </w:p>
         </w:tc>
@@ -2423,7 +2423,7 @@
                 <w:sz w:val="19"/>
                 <w:szCs w:val="19"/>
               </w:rPr>
-              <w:t xml:space="preserve">Plazo del link de Zoom recurrente (o confirmar la cuenta de la academia).</w:t>
+              <w:t xml:space="preserve">Jay te envía el link de Zoom (cuenta de pago de la academia, reunión recurrente de 8 sesiones) y la clave de anfitrión. No tienes que crear ni enviar ningún link.</w:t>
             </w:r>
           </w:p>
         </w:tc>
@@ -2450,7 +2450,7 @@
                 <w:sz w:val="19"/>
                 <w:szCs w:val="19"/>
               </w:rPr>
-              <w:t xml:space="preserve">Tú</w:t>
+              <w:t xml:space="preserve">Jay → tú</w:t>
             </w:r>
           </w:p>
         </w:tc>
@@ -6431,7 +6431,7 @@
           <w:sz w:val="22"/>
           <w:szCs w:val="22"/>
         </w:rPr>
-        <w:t xml:space="preserve">Cuatro pedidos con fecha límite (hora Chile). Si algo no calza, avísame antes del plazo y lo ajustamos.</w:t>
+        <w:t xml:space="preserve">Lo que te pido y lo que recibes antes de la clase 1, con fecha límite (hora Chile). Si algo no calza, avísame antes del plazo y lo ajustamos.</w:t>
       </w:r>
     </w:p>
     <w:tbl>
@@ -6740,7 +6740,7 @@
                 <w:sz w:val="19"/>
                 <w:szCs w:val="19"/>
               </w:rPr>
-              <w:t xml:space="preserve">Link de Zoom recurrente para tus dos secciones (o confirmar que usas la cuenta de la academia)</w:t>
+              <w:t xml:space="preserve">Recibir de Jay tu link de Zoom y la clave de anfitrión</w:t>
             </w:r>
           </w:p>
         </w:tc>
@@ -6767,7 +6767,7 @@
                 <w:sz w:val="19"/>
                 <w:szCs w:val="19"/>
               </w:rPr>
-              <w:t xml:space="preserve">mié 7 oct</w:t>
+              <w:t xml:space="preserve">antes del mié 7 oct</w:t>
             </w:r>
           </w:p>
         </w:tc>
@@ -6794,7 +6794,7 @@
                 <w:sz w:val="19"/>
                 <w:szCs w:val="19"/>
               </w:rPr>
-              <w:t xml:space="preserve">Reunión semanal martes 20:00 y jueves 20:00 (hora Chile), con salas para grupos habilitadas y grabación en la nube activada. Jay lo comparte con los alumnos antes de la clase 1.</w:t>
+              <w:t xml:space="preserve">Jay te envía el link de Zoom (cuenta de pago de la academia, reunión recurrente de 8 sesiones) y la clave de anfitrión antes del mié 7 oct: un link para la sección del martes y otro para la del jueves (20:00, hora Chile). Tú no creas ni envías nada. Para quedar como anfitriona: entras al link → Participantes → “Reclamar anfitrión” y pones la clave. Salas para grupos y grabación en la nube ya vienen activadas. Tu clase termina puntual a las 20:58: a las 21:00 empieza otra clase en la misma cuenta. Jay comparte el link con los alumnos antes de la clase 1.</w:t>
             </w:r>
           </w:p>
         </w:tc>
@@ -10581,7 +10581,7 @@
             <w:pPr>
               <w:spacing w:after="0" w:line="264"/>
             </w:pPr>
-            <w:hyperlink w:history="1" r:id="rIdcll2qu0drhvlowk9lgdvk">
+            <w:hyperlink w:history="1" r:id="rIdp1cunupft6ybun3vyqbof">
               <w:r>
                 <w:rPr>
                   <w:rFonts w:ascii="Arial" w:cs="Arial" w:eastAsia="Malgun Gothic" w:hAnsi="Arial"/>
@@ -10644,7 +10644,7 @@
             <w:pPr>
               <w:spacing w:after="0" w:line="264"/>
             </w:pPr>
-            <w:hyperlink w:history="1" r:id="rIdo5gylmx_dxopvatbv3zkt">
+            <w:hyperlink w:history="1" r:id="rIdp-7wrrw4hkt7leadqnd7w">
               <w:r>
                 <w:rPr>
                   <w:rFonts w:ascii="Arial" w:cs="Arial" w:eastAsia="Malgun Gothic" w:hAnsi="Arial"/>
@@ -10707,7 +10707,7 @@
             <w:pPr>
               <w:spacing w:after="0" w:line="264"/>
             </w:pPr>
-            <w:hyperlink w:history="1" r:id="rIdbh2uzo4o0abefy1hu9wm8">
+            <w:hyperlink w:history="1" r:id="rIdbesgtchwrscymlhu_dvse">
               <w:r>
                 <w:rPr>
                   <w:rFonts w:ascii="Arial" w:cs="Arial" w:eastAsia="Malgun Gothic" w:hAnsi="Arial"/>
@@ -10779,7 +10779,7 @@
             <w:pPr>
               <w:spacing w:after="0" w:line="264"/>
             </w:pPr>
-            <w:hyperlink w:history="1" r:id="rIdrhbvdozuoeb993roovr3d">
+            <w:hyperlink w:history="1" r:id="rIdsbyh3zkmjbh1r9ajgpwmx">
               <w:r>
                 <w:rPr>
                   <w:rFonts w:ascii="Arial" w:cs="Arial" w:eastAsia="Malgun Gothic" w:hAnsi="Arial"/>
@@ -10851,7 +10851,7 @@
             <w:pPr>
               <w:spacing w:after="0" w:line="264"/>
             </w:pPr>
-            <w:hyperlink w:history="1" r:id="rIdqfncbtzg-e2u4fhhqyuac">
+            <w:hyperlink w:history="1" r:id="rIdcvxq4u996w4-9jo3dafs3">
               <w:r>
                 <w:rPr>
                   <w:rFonts w:ascii="Arial" w:cs="Arial" w:eastAsia="Malgun Gothic" w:hAnsi="Arial"/>
@@ -11110,7 +11110,7 @@
                 <w:sz w:val="20"/>
                 <w:szCs w:val="20"/>
               </w:rPr>
-              <w:t xml:space="preserve">[PLACEHOLDER: tu link recurrente — lo mandas hasta el mié 7 oct]</w:t>
+              <w:t xml:space="preserve">[PLACEHOLDER: link martes] · [PLACEHOLDER: link jueves] — Jay te envía el link de Zoom (cuenta de pago de la academia, reunión recurrente de 8 sesiones) y la clave de anfitrión antes del mié 7 oct.</w:t>
             </w:r>
           </w:p>
         </w:tc>
@@ -11329,7 +11329,7 @@
               </w:rPr>
               <w:t xml:space="preserve">+56 9 4211 5562 · </w:t>
             </w:r>
-            <w:hyperlink w:history="1" r:id="rIdg20awxgtkja6p1slnyaaz">
+            <w:hyperlink w:history="1" r:id="rIdy_zifqr5muv2qvmna9lhx">
               <w:r>
                 <w:rPr>
                   <w:rFonts w:ascii="Arial" w:cs="Arial" w:eastAsia="Malgun Gothic" w:hAnsi="Arial"/>
@@ -11452,7 +11452,7 @@
             <w:pPr>
               <w:spacing w:after="0" w:line="264"/>
             </w:pPr>
-            <w:hyperlink w:history="1" r:id="rIdm08xzsaeyw9cdqsofu2ge">
+            <w:hyperlink w:history="1" r:id="rId_h0hztjswgtihotp1bdyg">
               <w:r>
                 <w:rPr>
                   <w:rFonts w:ascii="Arial" w:cs="Arial" w:eastAsia="Malgun Gothic" w:hAnsi="Arial"/>

--- a/Lanzamiento_Octubre_2026/profes/Kit_Kiran_Basico1_ES.docx
+++ b/Lanzamiento_Octubre_2026/profes/Kit_Kiran_Basico1_ES.docx
@@ -26,7 +26,7 @@
                     </pic:cNvPicPr>
                   </pic:nvPicPr>
                   <pic:blipFill>
-                    <a:blip r:embed="rId9" cstate="none"/>
+                    <a:blip r:embed="rId16" cstate="none"/>
                     <a:srcRect/>
                     <a:stretch>
                       <a:fillRect/>
@@ -126,7 +126,7 @@
           <w:sz w:val="23"/>
           <w:szCs w:val="23"/>
         </w:rPr>
-        <w:t xml:space="preserve">Martes 13 y jueves 15 de octubre → martes 1 y jueves 3 de diciembre de 2026</w:t>
+        <w:t xml:space="preserve">Martes 20 y jueves 22 de octubre → martes 8 y jueves 10 de diciembre de 2026</w:t>
       </w:r>
     </w:p>
     <w:p>
@@ -154,7 +154,7 @@
           <wp:inline distT="0" distB="0" distL="0" distR="0">
             <wp:extent cx="857250" cy="828675"/>
             <wp:effectExtent t="0" r="0" b="0" l="0"/>
-            <wp:docPr id="1" name="" descr="" title=""/>
+            <wp:docPr id="2" name="" descr="" title=""/>
             <wp:cNvGraphicFramePr>
               <a:graphicFrameLocks xmlns:a="http://schemas.openxmlformats.org/drawingml/2006/main" noChangeAspect="1"/>
             </wp:cNvGraphicFramePr>
@@ -168,7 +168,7 @@
                     </pic:cNvPicPr>
                   </pic:nvPicPr>
                   <pic:blipFill>
-                    <a:blip r:embed="rId10" cstate="none"/>
+                    <a:blip r:embed="rId17" cstate="none"/>
                     <a:srcRect/>
                     <a:stretch>
                       <a:fillRect/>
@@ -219,7 +219,7 @@
           <w:sz w:val="17"/>
           <w:szCs w:val="17"/>
         </w:rPr>
-        <w:t xml:space="preserve">Versión 1.1 · viernes 25 de septiembre de 2026 · Documento interno para profesoras. Datos del curso: academiaseul.com/programa y Programa Completo de Estudios (Parte III).</w:t>
+        <w:t xml:space="preserve">Versión 1.2 · viernes 16 de octubre de 2026 (calendario corrido una semana: matrícula hasta el domingo 18 y clase 1 el martes 20 y el jueves 22) · Documento interno para profesoras. Datos del curso: academiaseul.com/programa y Programa Completo de Estudios (Parte III).</w:t>
       </w:r>
     </w:p>
     <w:p>
@@ -358,7 +358,7 @@
                 <w:sz w:val="20"/>
                 <w:szCs w:val="20"/>
               </w:rPr>
-              <w:t xml:space="preserve">Primera clase: martes 13 y jueves 15 de octubre · última clase: martes 1 y jueves 3 de diciembre.</w:t>
+              <w:t xml:space="preserve">Primera clase: martes 20 y jueves 22 de octubre · última clase: martes 8 (feriado en Chile: Jay confirma si se mantiene) y jueves 10 de diciembre.</w:t>
             </w:r>
           </w:p>
           <w:p>
@@ -386,7 +386,7 @@
                 <w:sz w:val="20"/>
                 <w:szCs w:val="20"/>
               </w:rPr>
-              <w:t xml:space="preserve">Próximo plazo: clip de presentación de 15 segundos, miércoles 30 de septiembre a las 22:00.</w:t>
+              <w:t xml:space="preserve">Calendario corrido una semana (decisión de Jay, lunes 12 de octubre): la matrícula cierra el domingo 18 a las 23:59 y esa noche Jay confirma qué secciones abren. Próximo paso: el lunes 19 recibes la lista de cada sección y quedas como admin de los grupos de WhatsApp.</w:t>
             </w:r>
           </w:p>
         </w:tc>
@@ -617,7 +617,7 @@
                 <w:sz w:val="20"/>
                 <w:szCs w:val="20"/>
               </w:rPr>
-              <w:t xml:space="preserve">mar 13 oct</w:t>
+              <w:t xml:space="preserve">mar 20 oct</w:t>
             </w:r>
           </w:p>
         </w:tc>
@@ -643,7 +643,7 @@
                 <w:sz w:val="20"/>
                 <w:szCs w:val="20"/>
               </w:rPr>
-              <w:t xml:space="preserve">jue 15 oct</w:t>
+              <w:t xml:space="preserve">jue 22 oct</w:t>
             </w:r>
           </w:p>
         </w:tc>
@@ -730,7 +730,7 @@
                 <w:sz w:val="20"/>
                 <w:szCs w:val="20"/>
               </w:rPr>
-              <w:t xml:space="preserve">mar 20 oct</w:t>
+              <w:t xml:space="preserve">mar 27 oct</w:t>
             </w:r>
           </w:p>
         </w:tc>
@@ -757,7 +757,7 @@
                 <w:sz w:val="20"/>
                 <w:szCs w:val="20"/>
               </w:rPr>
-              <w:t xml:space="preserve">jue 22 oct</w:t>
+              <w:t xml:space="preserve">jue 29 oct</w:t>
             </w:r>
           </w:p>
         </w:tc>
@@ -843,7 +843,7 @@
                 <w:sz w:val="20"/>
                 <w:szCs w:val="20"/>
               </w:rPr>
-              <w:t xml:space="preserve">mar 27 oct</w:t>
+              <w:t xml:space="preserve">mar 3 nov</w:t>
             </w:r>
           </w:p>
         </w:tc>
@@ -869,7 +869,7 @@
                 <w:sz w:val="20"/>
                 <w:szCs w:val="20"/>
               </w:rPr>
-              <w:t xml:space="preserve">jue 29 oct</w:t>
+              <w:t xml:space="preserve">jue 5 nov</w:t>
             </w:r>
           </w:p>
         </w:tc>
@@ -956,7 +956,7 @@
                 <w:sz w:val="20"/>
                 <w:szCs w:val="20"/>
               </w:rPr>
-              <w:t xml:space="preserve">mar 3 nov</w:t>
+              <w:t xml:space="preserve">mar 10 nov</w:t>
             </w:r>
           </w:p>
         </w:tc>
@@ -983,7 +983,7 @@
                 <w:sz w:val="20"/>
                 <w:szCs w:val="20"/>
               </w:rPr>
-              <w:t xml:space="preserve">jue 5 nov</w:t>
+              <w:t xml:space="preserve">jue 12 nov</w:t>
             </w:r>
           </w:p>
         </w:tc>
@@ -1083,7 +1083,7 @@
                 <w:sz w:val="20"/>
                 <w:szCs w:val="20"/>
               </w:rPr>
-              <w:t xml:space="preserve">mar 10 nov</w:t>
+              <w:t xml:space="preserve">mar 17 nov</w:t>
             </w:r>
           </w:p>
         </w:tc>
@@ -1109,7 +1109,7 @@
                 <w:sz w:val="20"/>
                 <w:szCs w:val="20"/>
               </w:rPr>
-              <w:t xml:space="preserve">jue 12 nov</w:t>
+              <w:t xml:space="preserve">jue 19 nov</w:t>
             </w:r>
           </w:p>
         </w:tc>
@@ -1196,7 +1196,7 @@
                 <w:sz w:val="20"/>
                 <w:szCs w:val="20"/>
               </w:rPr>
-              <w:t xml:space="preserve">mar 17 nov</w:t>
+              <w:t xml:space="preserve">mar 24 nov</w:t>
             </w:r>
           </w:p>
         </w:tc>
@@ -1223,7 +1223,7 @@
                 <w:sz w:val="20"/>
                 <w:szCs w:val="20"/>
               </w:rPr>
-              <w:t xml:space="preserve">jue 19 nov</w:t>
+              <w:t xml:space="preserve">jue 26 nov</w:t>
             </w:r>
           </w:p>
         </w:tc>
@@ -1309,7 +1309,7 @@
                 <w:sz w:val="20"/>
                 <w:szCs w:val="20"/>
               </w:rPr>
-              <w:t xml:space="preserve">mar 24 nov</w:t>
+              <w:t xml:space="preserve">mar 1 dic</w:t>
             </w:r>
           </w:p>
         </w:tc>
@@ -1335,7 +1335,7 @@
                 <w:sz w:val="20"/>
                 <w:szCs w:val="20"/>
               </w:rPr>
-              <w:t xml:space="preserve">jue 26 nov</w:t>
+              <w:t xml:space="preserve">jue 3 dic</w:t>
             </w:r>
           </w:p>
         </w:tc>
@@ -1413,7 +1413,7 @@
           </w:tcPr>
           <w:p>
             <w:pPr>
-              <w:spacing w:after="0" w:line="264"/>
+              <w:spacing w:after="50" w:line="264"/>
             </w:pPr>
             <w:r>
               <w:rPr>
@@ -1422,7 +1422,21 @@
                 <w:sz w:val="20"/>
                 <w:szCs w:val="20"/>
               </w:rPr>
-              <w:t xml:space="preserve">mar 1 dic</w:t>
+              <w:t xml:space="preserve">mar 8 dic</w:t>
+            </w:r>
+          </w:p>
+          <w:p>
+            <w:pPr>
+              <w:spacing w:after="0" w:line="264"/>
+            </w:pPr>
+            <w:r>
+              <w:rPr>
+                <w:rFonts w:ascii="Arial" w:cs="Arial" w:eastAsia="Malgun Gothic" w:hAnsi="Arial"/>
+                <w:color w:val="5C5F6B"/>
+                <w:sz w:val="20"/>
+                <w:szCs w:val="20"/>
+              </w:rPr>
+              <w:t xml:space="preserve">feriado en Chile: Jay confirma si se mantiene</w:t>
             </w:r>
           </w:p>
         </w:tc>
@@ -1449,7 +1463,7 @@
                 <w:sz w:val="20"/>
                 <w:szCs w:val="20"/>
               </w:rPr>
-              <w:t xml:space="preserve">jue 3 dic</w:t>
+              <w:t xml:space="preserve">jue 10 dic</w:t>
             </w:r>
           </w:p>
         </w:tc>
@@ -2169,7 +2183,7 @@
                 <w:sz w:val="19"/>
                 <w:szCs w:val="19"/>
               </w:rPr>
-              <w:t xml:space="preserve">Recibes este kit y los PDFs del programa.</w:t>
+              <w:t xml:space="preserve">Recibes la primera versión de este kit y los PDFs del programa.</w:t>
             </w:r>
           </w:p>
         </w:tc>
@@ -2396,7 +2410,7 @@
                 <w:sz w:val="19"/>
                 <w:szCs w:val="19"/>
               </w:rPr>
-              <w:t xml:space="preserve">antes del mié 7 oct</w:t>
+              <w:t xml:space="preserve">lun 12 oct</w:t>
             </w:r>
           </w:p>
         </w:tc>
@@ -2423,7 +2437,7 @@
                 <w:sz w:val="19"/>
                 <w:szCs w:val="19"/>
               </w:rPr>
-              <w:t xml:space="preserve">Jay te envía el link de Zoom (cuenta de pago de la academia, reunión recurrente de 8 sesiones) y la clave de anfitrión. No tienes que crear ni enviar ningún link.</w:t>
+              <w:t xml:space="preserve">Jay corre la cohorte una semana: matrícula hasta el domingo 18 y clase 1 el martes 20 y el jueves 22 (esta versión del kit).</w:t>
             </w:r>
           </w:p>
         </w:tc>
@@ -2450,7 +2464,7 @@
                 <w:sz w:val="19"/>
                 <w:szCs w:val="19"/>
               </w:rPr>
-              <w:t xml:space="preserve">Jay → tú</w:t>
+              <w:t xml:space="preserve">Jay</w:t>
             </w:r>
           </w:p>
         </w:tc>
@@ -2481,7 +2495,7 @@
                 <w:sz w:val="19"/>
                 <w:szCs w:val="19"/>
               </w:rPr>
-              <w:t xml:space="preserve">vie 9 oct</w:t>
+              <w:t xml:space="preserve">vie 16 oct</w:t>
             </w:r>
           </w:p>
         </w:tc>
@@ -2565,7 +2579,7 @@
                 <w:sz w:val="19"/>
                 <w:szCs w:val="19"/>
               </w:rPr>
-              <w:t xml:space="preserve">dom 11 oct · 23:59</w:t>
+              <w:t xml:space="preserve">dom 18 oct · 23:59</w:t>
             </w:r>
           </w:p>
         </w:tc>
@@ -2592,7 +2606,7 @@
                 <w:sz w:val="19"/>
                 <w:szCs w:val="19"/>
               </w:rPr>
-              <w:t xml:space="preserve">Cierre de matrícula (o antes, si se llenan los cupos).</w:t>
+              <w:t xml:space="preserve">Cierre de matrícula (o antes, si se llenan los cupos). Esa noche Jay confirma qué secciones abren.</w:t>
             </w:r>
           </w:p>
         </w:tc>
@@ -2650,7 +2664,7 @@
                 <w:sz w:val="19"/>
                 <w:szCs w:val="19"/>
               </w:rPr>
-              <w:t xml:space="preserve">lun 12 oct (feriado en Chile)</w:t>
+              <w:t xml:space="preserve">antes del lun 19 oct</w:t>
             </w:r>
           </w:p>
         </w:tc>
@@ -2676,7 +2690,7 @@
                 <w:sz w:val="19"/>
                 <w:szCs w:val="19"/>
               </w:rPr>
-              <w:t xml:space="preserve">Recibes la lista de alumnos de cada sección y quedas como admin de los dos grupos de WhatsApp.</w:t>
+              <w:t xml:space="preserve">Jay te envía (o te confirma, si ya te llegó) el link de Zoom (cuenta de pago de la academia, reunión recurrente de 8 sesiones, con las fechas nuevas) y la clave de anfitrión. No tienes que crear ni enviar ningún link.</w:t>
             </w:r>
           </w:p>
         </w:tc>
@@ -2730,13 +2744,11 @@
             <w:r>
               <w:rPr>
                 <w:rFonts w:ascii="Arial" w:cs="Arial" w:eastAsia="Malgun Gothic" w:hAnsi="Arial"/>
-                <w:b/>
-                <w:bCs/>
-                <w:color w:val="1B1C24"/>
-                <w:sz w:val="19"/>
-                <w:szCs w:val="19"/>
-              </w:rPr>
-              <w:t xml:space="preserve">mar 13 oct · 20:00</w:t>
+                <w:color w:val="1B1C24"/>
+                <w:sz w:val="19"/>
+                <w:szCs w:val="19"/>
+              </w:rPr>
+              <w:t xml:space="preserve">lun 19 oct</w:t>
             </w:r>
           </w:p>
         </w:tc>
@@ -2759,13 +2771,11 @@
             <w:r>
               <w:rPr>
                 <w:rFonts w:ascii="Arial" w:cs="Arial" w:eastAsia="Malgun Gothic" w:hAnsi="Arial"/>
-                <w:b/>
-                <w:bCs/>
-                <w:color w:val="1B1C24"/>
-                <w:sz w:val="19"/>
-                <w:szCs w:val="19"/>
-              </w:rPr>
-              <w:t xml:space="preserve">Clase 1 · sección martes.</w:t>
+                <w:color w:val="1B1C24"/>
+                <w:sz w:val="19"/>
+                <w:szCs w:val="19"/>
+              </w:rPr>
+              <w:t xml:space="preserve">Recibes la lista de alumnos de cada sección y quedas como admin de los dos grupos de WhatsApp.</w:t>
             </w:r>
           </w:p>
         </w:tc>
@@ -2792,7 +2802,7 @@
                 <w:sz w:val="19"/>
                 <w:szCs w:val="19"/>
               </w:rPr>
-              <w:t xml:space="preserve">Tú</w:t>
+              <w:t xml:space="preserve">Jay → tú</w:t>
             </w:r>
           </w:p>
         </w:tc>
@@ -2825,7 +2835,7 @@
                 <w:sz w:val="19"/>
                 <w:szCs w:val="19"/>
               </w:rPr>
-              <w:t xml:space="preserve">jue 15 oct · 20:00</w:t>
+              <w:t xml:space="preserve">mar 20 oct · 20:00</w:t>
             </w:r>
           </w:p>
         </w:tc>
@@ -2853,7 +2863,7 @@
                 <w:sz w:val="19"/>
                 <w:szCs w:val="19"/>
               </w:rPr>
-              <w:t xml:space="preserve">Clase 1 · sección jueves.</w:t>
+              <w:t xml:space="preserve">Clase 1 · sección martes.</w:t>
             </w:r>
           </w:p>
         </w:tc>
@@ -2907,11 +2917,13 @@
             <w:r>
               <w:rPr>
                 <w:rFonts w:ascii="Arial" w:cs="Arial" w:eastAsia="Malgun Gothic" w:hAnsi="Arial"/>
-                <w:color w:val="1B1C24"/>
-                <w:sz w:val="19"/>
-                <w:szCs w:val="19"/>
-              </w:rPr>
-              <w:t xml:space="preserve">vie 16 oct</w:t>
+                <w:b/>
+                <w:bCs/>
+                <w:color w:val="1B1C24"/>
+                <w:sz w:val="19"/>
+                <w:szCs w:val="19"/>
+              </w:rPr>
+              <w:t xml:space="preserve">jue 22 oct · 20:00</w:t>
             </w:r>
           </w:p>
         </w:tc>
@@ -2934,11 +2946,13 @@
             <w:r>
               <w:rPr>
                 <w:rFonts w:ascii="Arial" w:cs="Arial" w:eastAsia="Malgun Gothic" w:hAnsi="Arial"/>
-                <w:color w:val="1B1C24"/>
-                <w:sz w:val="19"/>
-                <w:szCs w:val="19"/>
-              </w:rPr>
-              <w:t xml:space="preserve">Check-in de la semana 1 con Jay (grabaciones subidas, cómo van los grupos).</w:t>
+                <w:b/>
+                <w:bCs/>
+                <w:color w:val="1B1C24"/>
+                <w:sz w:val="19"/>
+                <w:szCs w:val="19"/>
+              </w:rPr>
+              <w:t xml:space="preserve">Clase 1 · sección jueves.</w:t>
             </w:r>
           </w:p>
         </w:tc>
@@ -2965,7 +2979,7 @@
                 <w:sz w:val="19"/>
                 <w:szCs w:val="19"/>
               </w:rPr>
-              <w:t xml:space="preserve">Tú y Jay</w:t>
+              <w:t xml:space="preserve">Tú</w:t>
             </w:r>
           </w:p>
         </w:tc>
@@ -2996,7 +3010,7 @@
                 <w:sz w:val="19"/>
                 <w:szCs w:val="19"/>
               </w:rPr>
-              <w:t xml:space="preserve">semana 2 · 19–23 oct</w:t>
+              <w:t xml:space="preserve">vie 23 oct</w:t>
             </w:r>
           </w:p>
         </w:tc>
@@ -3022,7 +3036,7 @@
                 <w:sz w:val="19"/>
                 <w:szCs w:val="19"/>
               </w:rPr>
-              <w:t xml:space="preserve">Último plazo para cambios de sección (martes ↔ jueves), según cupo.</w:t>
+              <w:t xml:space="preserve">Check-in de la semana 1 con Jay (grabaciones subidas, cómo van los grupos).</w:t>
             </w:r>
           </w:p>
         </w:tc>
@@ -3048,7 +3062,7 @@
                 <w:sz w:val="19"/>
                 <w:szCs w:val="19"/>
               </w:rPr>
-              <w:t xml:space="preserve">Jay</w:t>
+              <w:t xml:space="preserve">Tú y Jay</w:t>
             </w:r>
           </w:p>
         </w:tc>
@@ -3165,7 +3179,7 @@
                 <w:sz w:val="19"/>
                 <w:szCs w:val="19"/>
               </w:rPr>
-              <w:t xml:space="preserve">semana 4 · 2–6 nov (mar 3 y jue 5)</w:t>
+              <w:t xml:space="preserve">semana 2 · 26–30 oct</w:t>
             </w:r>
           </w:p>
         </w:tc>
@@ -3191,7 +3205,7 @@
                 <w:sz w:val="19"/>
                 <w:szCs w:val="19"/>
               </w:rPr>
-              <w:t xml:space="preserve">Mitad del curso: guía de estudio y feedback individual por alumno.</w:t>
+              <w:t xml:space="preserve">Último plazo para cambios de sección (martes ↔ jueves), según cupo.</w:t>
             </w:r>
           </w:p>
         </w:tc>
@@ -3217,7 +3231,7 @@
                 <w:sz w:val="19"/>
                 <w:szCs w:val="19"/>
               </w:rPr>
-              <w:t xml:space="preserve">Tú</w:t>
+              <w:t xml:space="preserve">Jay</w:t>
             </w:r>
           </w:p>
         </w:tc>
@@ -3249,7 +3263,7 @@
                 <w:sz w:val="19"/>
                 <w:szCs w:val="19"/>
               </w:rPr>
-              <w:t xml:space="preserve">semana 7 · mar 24 y jue 26 nov</w:t>
+              <w:t xml:space="preserve">semana 4 · 9–13 nov (mar 10 y jue 12)</w:t>
             </w:r>
           </w:p>
         </w:tc>
@@ -3276,7 +3290,7 @@
                 <w:sz w:val="19"/>
                 <w:szCs w:val="19"/>
               </w:rPr>
-              <w:t xml:space="preserve">Recibes los guiones de la mini-presentación final y los devuelves corregidos.</w:t>
+              <w:t xml:space="preserve">Mitad del curso: guía de estudio y feedback individual por alumno.</w:t>
             </w:r>
           </w:p>
         </w:tc>
@@ -3334,7 +3348,7 @@
                 <w:sz w:val="19"/>
                 <w:szCs w:val="19"/>
               </w:rPr>
-              <w:t xml:space="preserve">semana 8 · 30 nov–4 dic (mar 1 y jue 3)</w:t>
+              <w:t xml:space="preserve">semana 7 · mar 1 y jue 3 dic</w:t>
             </w:r>
           </w:p>
         </w:tc>
@@ -3360,7 +3374,7 @@
                 <w:sz w:val="19"/>
                 <w:szCs w:val="19"/>
               </w:rPr>
-              <w:t xml:space="preserve">Examen escrito en línea (abre 48 h antes de la clase 8) + mini-presentación oral “Yo en coreano”.</w:t>
+              <w:t xml:space="preserve">Recibes los guiones de la mini-presentación final y los devuelves corregidos.</w:t>
             </w:r>
           </w:p>
         </w:tc>
@@ -3418,7 +3432,7 @@
                 <w:sz w:val="19"/>
                 <w:szCs w:val="19"/>
               </w:rPr>
-              <w:t xml:space="preserve">vie 4 dic</w:t>
+              <w:t xml:space="preserve">semana 8 · 7–11 dic (mar 8 y jue 10)</w:t>
             </w:r>
           </w:p>
         </w:tc>
@@ -3445,7 +3459,7 @@
                 <w:sz w:val="19"/>
                 <w:szCs w:val="19"/>
               </w:rPr>
-              <w:t xml:space="preserve">Notas finales y reporte a Jay (asistencia, notas y recomendación de nivel por alumno).</w:t>
+              <w:t xml:space="preserve">Examen escrito en línea (abre 48 h antes de la clase 8) + mini-presentación oral “Yo en coreano”. El martes 8 es feriado en Chile: Jay confirma si se mantiene.</w:t>
             </w:r>
           </w:p>
         </w:tc>
@@ -3503,7 +3517,7 @@
                 <w:sz w:val="19"/>
                 <w:szCs w:val="19"/>
               </w:rPr>
-              <w:t xml:space="preserve">lun 7 dic</w:t>
+              <w:t xml:space="preserve">vie 11 dic</w:t>
             </w:r>
           </w:p>
         </w:tc>
@@ -3529,6 +3543,91 @@
                 <w:sz w:val="19"/>
                 <w:szCs w:val="19"/>
               </w:rPr>
+              <w:t xml:space="preserve">Notas finales y reporte a Jay (asistencia, notas y recomendación de nivel por alumno).</w:t>
+            </w:r>
+          </w:p>
+        </w:tc>
+        <w:tc>
+          <w:tcPr>
+            <w:tcW w:type="dxa" w:w="1600"/>
+            <w:tcMar>
+              <w:top w:type="dxa" w:w="70"/>
+              <w:left w:type="dxa" w:w="100"/>
+              <w:bottom w:type="dxa" w:w="70"/>
+              <w:right w:type="dxa" w:w="100"/>
+            </w:tcMar>
+            <w:vAlign w:val="center"/>
+          </w:tcPr>
+          <w:p>
+            <w:pPr>
+              <w:spacing w:after="0" w:line="264"/>
+            </w:pPr>
+            <w:r>
+              <w:rPr>
+                <w:rFonts w:ascii="Arial" w:cs="Arial" w:eastAsia="Malgun Gothic" w:hAnsi="Arial"/>
+                <w:color w:val="1B1C24"/>
+                <w:sz w:val="19"/>
+                <w:szCs w:val="19"/>
+              </w:rPr>
+              <w:t xml:space="preserve">Tú</w:t>
+            </w:r>
+          </w:p>
+        </w:tc>
+      </w:tr>
+      <w:tr>
+        <w:trPr>
+          <w:cantSplit/>
+        </w:trPr>
+        <w:tc>
+          <w:tcPr>
+            <w:tcW w:type="dxa" w:w="2500"/>
+            <w:shd w:fill="F7F8FA" w:val="clear"/>
+            <w:tcMar>
+              <w:top w:type="dxa" w:w="70"/>
+              <w:left w:type="dxa" w:w="100"/>
+              <w:bottom w:type="dxa" w:w="70"/>
+              <w:right w:type="dxa" w:w="100"/>
+            </w:tcMar>
+            <w:vAlign w:val="center"/>
+          </w:tcPr>
+          <w:p>
+            <w:pPr>
+              <w:spacing w:after="0" w:line="264"/>
+            </w:pPr>
+            <w:r>
+              <w:rPr>
+                <w:rFonts w:ascii="Arial" w:cs="Arial" w:eastAsia="Malgun Gothic" w:hAnsi="Arial"/>
+                <w:color w:val="1B1C24"/>
+                <w:sz w:val="19"/>
+                <w:szCs w:val="19"/>
+              </w:rPr>
+              <w:t xml:space="preserve">lun 14 dic</w:t>
+            </w:r>
+          </w:p>
+        </w:tc>
+        <w:tc>
+          <w:tcPr>
+            <w:tcW w:type="dxa" w:w="5260"/>
+            <w:shd w:fill="F7F8FA" w:val="clear"/>
+            <w:tcMar>
+              <w:top w:type="dxa" w:w="70"/>
+              <w:left w:type="dxa" w:w="100"/>
+              <w:bottom w:type="dxa" w:w="70"/>
+              <w:right w:type="dxa" w:w="100"/>
+            </w:tcMar>
+            <w:vAlign w:val="center"/>
+          </w:tcPr>
+          <w:p>
+            <w:pPr>
+              <w:spacing w:after="0" w:line="264"/>
+            </w:pPr>
+            <w:r>
+              <w:rPr>
+                <w:rFonts w:ascii="Arial" w:cs="Arial" w:eastAsia="Malgun Gothic" w:hAnsi="Arial"/>
+                <w:color w:val="1B1C24"/>
+                <w:sz w:val="19"/>
+                <w:szCs w:val="19"/>
+              </w:rPr>
               <w:t xml:space="preserve">Certificados digitales y preventa de la cohorte de enero 2027 (Básico 2).</w:t>
             </w:r>
           </w:p>
@@ -3536,6 +3635,7 @@
         <w:tc>
           <w:tcPr>
             <w:tcW w:type="dxa" w:w="1600"/>
+            <w:shd w:fill="F7F8FA" w:val="clear"/>
             <w:tcMar>
               <w:top w:type="dxa" w:w="70"/>
               <w:left w:type="dxa" w:w="100"/>
@@ -3833,7 +3933,7 @@
                 <w:sz w:val="17"/>
                 <w:szCs w:val="17"/>
               </w:rPr>
-              <w:t xml:space="preserve">mar 13 oct</w:t>
+              <w:t xml:space="preserve">mar 20 oct</w:t>
             </w:r>
           </w:p>
           <w:p>
@@ -3847,7 +3947,7 @@
                 <w:sz w:val="17"/>
                 <w:szCs w:val="17"/>
               </w:rPr>
-              <w:t xml:space="preserve">jue 15 oct</w:t>
+              <w:t xml:space="preserve">jue 22 oct</w:t>
             </w:r>
           </w:p>
         </w:tc>
@@ -4028,7 +4128,7 @@
                 <w:sz w:val="17"/>
                 <w:szCs w:val="17"/>
               </w:rPr>
-              <w:t xml:space="preserve">mar 20 oct</w:t>
+              <w:t xml:space="preserve">mar 27 oct</w:t>
             </w:r>
           </w:p>
           <w:p>
@@ -4042,7 +4142,7 @@
                 <w:sz w:val="17"/>
                 <w:szCs w:val="17"/>
               </w:rPr>
-              <w:t xml:space="preserve">jue 22 oct</w:t>
+              <w:t xml:space="preserve">jue 29 oct</w:t>
             </w:r>
           </w:p>
         </w:tc>
@@ -4238,7 +4338,7 @@
                 <w:sz w:val="17"/>
                 <w:szCs w:val="17"/>
               </w:rPr>
-              <w:t xml:space="preserve">mar 27 oct</w:t>
+              <w:t xml:space="preserve">mar 3 nov</w:t>
             </w:r>
           </w:p>
           <w:p>
@@ -4252,7 +4352,7 @@
                 <w:sz w:val="17"/>
                 <w:szCs w:val="17"/>
               </w:rPr>
-              <w:t xml:space="preserve">jue 29 oct</w:t>
+              <w:t xml:space="preserve">jue 5 nov</w:t>
             </w:r>
           </w:p>
         </w:tc>
@@ -4433,7 +4533,7 @@
                 <w:sz w:val="17"/>
                 <w:szCs w:val="17"/>
               </w:rPr>
-              <w:t xml:space="preserve">mar 3 nov</w:t>
+              <w:t xml:space="preserve">mar 10 nov</w:t>
             </w:r>
           </w:p>
           <w:p>
@@ -4447,7 +4547,7 @@
                 <w:sz w:val="17"/>
                 <w:szCs w:val="17"/>
               </w:rPr>
-              <w:t xml:space="preserve">jue 5 nov</w:t>
+              <w:t xml:space="preserve">jue 12 nov</w:t>
             </w:r>
           </w:p>
         </w:tc>
@@ -4643,7 +4743,7 @@
                 <w:sz w:val="17"/>
                 <w:szCs w:val="17"/>
               </w:rPr>
-              <w:t xml:space="preserve">mar 10 nov</w:t>
+              <w:t xml:space="preserve">mar 17 nov</w:t>
             </w:r>
           </w:p>
           <w:p>
@@ -4657,7 +4757,7 @@
                 <w:sz w:val="17"/>
                 <w:szCs w:val="17"/>
               </w:rPr>
-              <w:t xml:space="preserve">jue 12 nov</w:t>
+              <w:t xml:space="preserve">jue 19 nov</w:t>
             </w:r>
           </w:p>
         </w:tc>
@@ -4852,7 +4952,7 @@
                 <w:sz w:val="17"/>
                 <w:szCs w:val="17"/>
               </w:rPr>
-              <w:t xml:space="preserve">mar 17 nov</w:t>
+              <w:t xml:space="preserve">mar 24 nov</w:t>
             </w:r>
           </w:p>
           <w:p>
@@ -4866,7 +4966,7 @@
                 <w:sz w:val="17"/>
                 <w:szCs w:val="17"/>
               </w:rPr>
-              <w:t xml:space="preserve">jue 19 nov</w:t>
+              <w:t xml:space="preserve">jue 26 nov</w:t>
             </w:r>
           </w:p>
         </w:tc>
@@ -5062,7 +5162,7 @@
                 <w:sz w:val="17"/>
                 <w:szCs w:val="17"/>
               </w:rPr>
-              <w:t xml:space="preserve">mar 24 nov</w:t>
+              <w:t xml:space="preserve">mar 1 dic</w:t>
             </w:r>
           </w:p>
           <w:p>
@@ -5076,7 +5176,7 @@
                 <w:sz w:val="17"/>
                 <w:szCs w:val="17"/>
               </w:rPr>
-              <w:t xml:space="preserve">jue 26 nov</w:t>
+              <w:t xml:space="preserve">jue 3 dic</w:t>
             </w:r>
           </w:p>
         </w:tc>
@@ -5271,7 +5371,7 @@
                 <w:sz w:val="17"/>
                 <w:szCs w:val="17"/>
               </w:rPr>
-              <w:t xml:space="preserve">mar 1 dic</w:t>
+              <w:t xml:space="preserve">mar 8 dic (feriado)</w:t>
             </w:r>
           </w:p>
           <w:p>
@@ -5285,7 +5385,7 @@
                 <w:sz w:val="17"/>
                 <w:szCs w:val="17"/>
               </w:rPr>
-              <w:t xml:space="preserve">jue 3 dic</w:t>
+              <w:t xml:space="preserve">jue 10 dic</w:t>
             </w:r>
           </w:p>
         </w:tc>
@@ -6767,7 +6867,7 @@
                 <w:sz w:val="19"/>
                 <w:szCs w:val="19"/>
               </w:rPr>
-              <w:t xml:space="preserve">antes del mié 7 oct</w:t>
+              <w:t xml:space="preserve">antes del lun 19 oct</w:t>
             </w:r>
           </w:p>
         </w:tc>
@@ -6794,7 +6894,7 @@
                 <w:sz w:val="19"/>
                 <w:szCs w:val="19"/>
               </w:rPr>
-              <w:t xml:space="preserve">Jay te envía el link de Zoom (cuenta de pago de la academia, reunión recurrente de 8 sesiones) y la clave de anfitrión antes del mié 7 oct: un link para la sección del martes y otro para la del jueves (20:00, hora Chile). Tú no creas ni envías nada. Para quedar como anfitriona: entras al link → Participantes → “Reclamar anfitrión” y pones la clave. Salas para grupos y grabación en la nube ya vienen activadas. Tu clase termina puntual a las 20:58: a las 21:00 empieza otra clase en la misma cuenta. Jay comparte el link con los alumnos antes de la clase 1.</w:t>
+              <w:t xml:space="preserve">Jay te envía (o te confirma, si ya te llegó) el link de Zoom (cuenta de pago de la academia, reunión recurrente de 8 sesiones, desde el mar 20 y el jue 22 oct) y la clave de anfitrión antes del lun 19 oct: un link para la sección del martes y otro para la del jueves (20:00, hora Chile). Tú no creas ni envías nada. Para quedar como anfitriona: entras al link → Participantes → “Reclamar anfitrión” y pones la clave. Salas para grupos y grabación en la nube ya vienen activadas. Tu clase termina puntual a las 20:58: a las 21:00 empieza otra clase en la misma cuenta. Jay comparte el link con los alumnos antes de la clase 1.</w:t>
             </w:r>
           </w:p>
         </w:tc>
@@ -6879,7 +6979,7 @@
                 <w:sz w:val="19"/>
                 <w:szCs w:val="19"/>
               </w:rPr>
-              <w:t xml:space="preserve">vie 9 oct</w:t>
+              <w:t xml:space="preserve">vie 16 oct</w:t>
             </w:r>
           </w:p>
         </w:tc>
@@ -6993,7 +7093,7 @@
                 <w:sz w:val="19"/>
                 <w:szCs w:val="19"/>
               </w:rPr>
-              <w:t xml:space="preserve">lun 12 oct</w:t>
+              <w:t xml:space="preserve">lun 19 oct</w:t>
             </w:r>
           </w:p>
         </w:tc>
@@ -7020,7 +7120,7 @@
                 <w:sz w:val="19"/>
                 <w:szCs w:val="19"/>
               </w:rPr>
-              <w:t xml:space="preserve">Jay cierra la matrícula el dom 11 a las 23:59, te manda la lista de cada sección y te deja como admin de los dos grupos. Ese día saluda en cada grupo con la hora de la clase (Chile + un país del grupo).</w:t>
+              <w:t xml:space="preserve">Jay cierra la matrícula el dom 18 a las 23:59, te manda la lista de cada sección y te deja como admin de los dos grupos. Ese día saluda en cada grupo con la hora de la clase (Chile + un país del grupo).</w:t>
             </w:r>
           </w:p>
         </w:tc>
@@ -7103,7 +7203,7 @@
                 <w:sz w:val="19"/>
                 <w:szCs w:val="19"/>
               </w:rPr>
-              <w:t xml:space="preserve">lun 12 oct (sección martes) · mié 14 oct (sección jueves)</w:t>
+              <w:t xml:space="preserve">lun 19 oct (sección martes) · mié 21 oct (sección jueves)</w:t>
             </w:r>
           </w:p>
         </w:tc>
@@ -7848,7 +7948,7 @@
           <w:sz w:val="22"/>
           <w:szCs w:val="22"/>
         </w:rPr>
-        <w:t xml:space="preserve">Graba desde el minuto 0. Nombre de la grabación: Curso_Semana_Fecha (ej.: Basico1-Martes_S01_2026-10-13).</w:t>
+        <w:t xml:space="preserve">Graba desde el minuto 0. Nombre de la grabación: Curso_Semana_Fecha (ej.: Basico1-Martes_S01_2026-10-20).</w:t>
       </w:r>
     </w:p>
     <w:p>
@@ -10258,7 +10358,7 @@
                 <w:sz w:val="20"/>
                 <w:szCs w:val="20"/>
               </w:rPr>
-              <w:t xml:space="preserve">Tus días no coinciden con feriados en Chile durante el curso (lun 12 oct, sáb 31 oct y dom 1 nov). Si igual hay que mover una clase, se avisa con 48 h y se ofrece reposición o grabación.</w:t>
+              <w:t xml:space="preserve">El martes 8 de diciembre (clase 8 de la sección martes) es feriado en Chile: Jay confirma si se mantiene o se mueve. Los otros feriados del curso (sáb 31 oct y dom 1 nov) no caen en tus días. Si hay que mover una clase, se avisa con 48 h y se ofrece reposición o grabación.</w:t>
             </w:r>
           </w:p>
         </w:tc>
@@ -10442,7 +10542,7 @@
           <w:sz w:val="22"/>
           <w:szCs w:val="22"/>
         </w:rPr>
-        <w:t xml:space="preserve">Check-in de la primera semana con Jay: viernes 16 de octubre.</w:t>
+        <w:t xml:space="preserve">Check-in de la primera semana con Jay: viernes 23 de octubre.</w:t>
       </w:r>
     </w:p>
     <w:p>
@@ -10581,7 +10681,7 @@
             <w:pPr>
               <w:spacing w:after="0" w:line="264"/>
             </w:pPr>
-            <w:hyperlink w:history="1" r:id="rIdp1cunupft6ybun3vyqbof">
+            <w:hyperlink w:history="1" r:id="rIdpmjj-hbbrdryirrko8eq3">
               <w:r>
                 <w:rPr>
                   <w:rFonts w:ascii="Arial" w:cs="Arial" w:eastAsia="Malgun Gothic" w:hAnsi="Arial"/>
@@ -10644,7 +10744,7 @@
             <w:pPr>
               <w:spacing w:after="0" w:line="264"/>
             </w:pPr>
-            <w:hyperlink w:history="1" r:id="rIdp-7wrrw4hkt7leadqnd7w">
+            <w:hyperlink w:history="1" r:id="rIddteae2kumcm692fedtcdv">
               <w:r>
                 <w:rPr>
                   <w:rFonts w:ascii="Arial" w:cs="Arial" w:eastAsia="Malgun Gothic" w:hAnsi="Arial"/>
@@ -10707,7 +10807,7 @@
             <w:pPr>
               <w:spacing w:after="0" w:line="264"/>
             </w:pPr>
-            <w:hyperlink w:history="1" r:id="rIdbesgtchwrscymlhu_dvse">
+            <w:hyperlink w:history="1" r:id="rIdm4zpzut01xi1rh0mtpv8g">
               <w:r>
                 <w:rPr>
                   <w:rFonts w:ascii="Arial" w:cs="Arial" w:eastAsia="Malgun Gothic" w:hAnsi="Arial"/>
@@ -10779,7 +10879,7 @@
             <w:pPr>
               <w:spacing w:after="0" w:line="264"/>
             </w:pPr>
-            <w:hyperlink w:history="1" r:id="rIdsbyh3zkmjbh1r9ajgpwmx">
+            <w:hyperlink w:history="1" r:id="rId2xdiivppp4xl35ehnsk9b">
               <w:r>
                 <w:rPr>
                   <w:rFonts w:ascii="Arial" w:cs="Arial" w:eastAsia="Malgun Gothic" w:hAnsi="Arial"/>
@@ -10851,7 +10951,7 @@
             <w:pPr>
               <w:spacing w:after="0" w:line="264"/>
             </w:pPr>
-            <w:hyperlink w:history="1" r:id="rIdcvxq4u996w4-9jo3dafs3">
+            <w:hyperlink w:history="1" r:id="rIdrrxpgbiuimnxzhbfrzkp0">
               <w:r>
                 <w:rPr>
                   <w:rFonts w:ascii="Arial" w:cs="Arial" w:eastAsia="Malgun Gothic" w:hAnsi="Arial"/>
@@ -11110,7 +11210,7 @@
                 <w:sz w:val="20"/>
                 <w:szCs w:val="20"/>
               </w:rPr>
-              <w:t xml:space="preserve">[PLACEHOLDER: link martes] · [PLACEHOLDER: link jueves] — Jay te envía el link de Zoom (cuenta de pago de la academia, reunión recurrente de 8 sesiones) y la clave de anfitrión antes del mié 7 oct.</w:t>
+              <w:t xml:space="preserve">[PLACEHOLDER: link martes] · [PLACEHOLDER: link jueves] — Jay te envía (o te confirma) el link de Zoom (cuenta de pago de la academia, reunión recurrente de 8 sesiones) y la clave de anfitrión antes del lun 19 oct.</w:t>
             </w:r>
           </w:p>
         </w:tc>
@@ -11329,7 +11429,7 @@
               </w:rPr>
               <w:t xml:space="preserve">+56 9 4211 5562 · </w:t>
             </w:r>
-            <w:hyperlink w:history="1" r:id="rIdy_zifqr5muv2qvmna9lhx">
+            <w:hyperlink w:history="1" r:id="rId3b_cac_anpiapma8lpkzb">
               <w:r>
                 <w:rPr>
                   <w:rFonts w:ascii="Arial" w:cs="Arial" w:eastAsia="Malgun Gothic" w:hAnsi="Arial"/>
@@ -11452,7 +11552,7 @@
             <w:pPr>
               <w:spacing w:after="0" w:line="264"/>
             </w:pPr>
-            <w:hyperlink w:history="1" r:id="rId_h0hztjswgtihotp1bdyg">
+            <w:hyperlink w:history="1" r:id="rIddglqkq1v2x53tiqmjwank">
               <w:r>
                 <w:rPr>
                   <w:rFonts w:ascii="Arial" w:cs="Arial" w:eastAsia="Malgun Gothic" w:hAnsi="Arial"/>
@@ -11576,8 +11676,8 @@
       </w:r>
     </w:p>
     <w:sectPr>
-      <w:headerReference w:type="default" r:id="rId7"/>
-      <w:footerReference w:type="default" r:id="rId8"/>
+      <w:headerReference w:type="default" r:id="rId6"/>
+      <w:footerReference w:type="default" r:id="rId7"/>
       <w:pgSz w:w="12240" w:h="15840" w:orient="portrait"/>
       <w:pgMar w:top="1150" w:right="1440" w:bottom="1100" w:left="1440" w:header="708" w:footer="708" w:gutter="0"/>
       <w:pgNumType/>
@@ -11585,10 +11685,6 @@
     </w:sectPr>
   </w:body>
 </w:document>
-</file>
-
-<file path=word/comments.xml><?xml version="1.0" encoding="utf-8"?>
-<w:comments xmlns:cx="http://schemas.microsoft.com/office/drawing/2014/chartex" xmlns:cx1="http://schemas.microsoft.com/office/drawing/2015/9/8/chartex" xmlns:cx2="http://schemas.microsoft.com/office/drawing/2015/10/21/chartex" xmlns:cx3="http://schemas.microsoft.com/office/drawing/2016/5/9/chartex" xmlns:cx4="http://schemas.microsoft.com/office/drawing/2016/5/10/chartex" xmlns:cx5="http://schemas.microsoft.com/office/drawing/2016/5/11/chartex" xmlns:cx6="http://schemas.microsoft.com/office/drawing/2016/5/12/chartex" xmlns:cx7="http://schemas.microsoft.com/office/drawing/2016/5/13/chartex" xmlns:cx8="http://schemas.microsoft.com/office/drawing/2016/5/14/chartex" xmlns:mc="http://schemas.openxmlformats.org/markup-compatibility/2006" xmlns:aink="http://schemas.microsoft.com/office/drawing/2016/ink" xmlns:am3d="http://schemas.microsoft.com/office/drawing/2017/model3d" xmlns:o="urn:schemas-microsoft-com:office:office" xmlns:r="http://schemas.openxmlformats.org/officeDocument/2006/relationships" xmlns:m="http://schemas.openxmlformats.org/officeDocument/2006/math" xmlns:v="urn:schemas-microsoft-com:vml" xmlns:wp14="http://schemas.microsoft.com/office/word/2010/wordprocessingDrawing" xmlns:wp="http://schemas.openxmlformats.org/drawingml/2006/wordprocessingDrawing" xmlns:w10="urn:schemas-microsoft-com:office:word" xmlns:w="http://schemas.openxmlformats.org/wordprocessingml/2006/main" xmlns:w14="http://schemas.microsoft.com/office/word/2010/wordml" xmlns:w15="http://schemas.microsoft.com/office/word/2012/wordml" xmlns:w16cex="http://schemas.microsoft.com/office/word/2018/wordml/cex" xmlns:w16cid="http://schemas.microsoft.com/office/word/2016/wordml/cid" xmlns:w16="http://schemas.microsoft.com/office/word/2018/wordml" xmlns:w16sdtdh="http://schemas.microsoft.com/office/word/2020/wordml/sdtdatahash" xmlns:w16se="http://schemas.microsoft.com/office/word/2015/wordml/symex" xmlns:wpg="http://schemas.microsoft.com/office/word/2010/wordprocessingGroup" xmlns:wpi="http://schemas.microsoft.com/office/word/2010/wordprocessingInk" xmlns:wne="http://schemas.microsoft.com/office/word/2006/wordml" xmlns:wps="http://schemas.microsoft.com/office/word/2010/wordprocessingShape"/>
 </file>
 
 <file path=word/endnotes.xml><?xml version="1.0" encoding="utf-8"?>
@@ -11728,7 +11824,7 @@
 <w:numbering xmlns:wpc="http://schemas.microsoft.com/office/word/2010/wordprocessingCanvas" xmlns:mc="http://schemas.openxmlformats.org/markup-compatibility/2006" xmlns:o="urn:schemas-microsoft-com:office:office" xmlns:r="http://schemas.openxmlformats.org/officeDocument/2006/relationships" xmlns:m="http://schemas.openxmlformats.org/officeDocument/2006/math" xmlns:v="urn:schemas-microsoft-com:vml" xmlns:wp14="http://schemas.microsoft.com/office/word/2010/wordprocessingDrawing" xmlns:wp="http://schemas.openxmlformats.org/drawingml/2006/wordprocessingDrawing" xmlns:w10="urn:schemas-microsoft-com:office:word" xmlns:w="http://schemas.openxmlformats.org/wordprocessingml/2006/main" xmlns:w14="http://schemas.microsoft.com/office/word/2010/wordml" xmlns:w15="http://schemas.microsoft.com/office/word/2012/wordml" xmlns:wpg="http://schemas.microsoft.com/office/word/2010/wordprocessingGroup" xmlns:wpi="http://schemas.microsoft.com/office/word/2010/wordprocessingInk" xmlns:wne="http://schemas.microsoft.com/office/word/2006/wordml" xmlns:wps="http://schemas.microsoft.com/office/word/2010/wordprocessingShape" mc:Ignorable="w14 w15 wp14">
   <w:abstractNum w:abstractNumId="1" w15:restartNumberingAfterBreak="0">
     <w:multiLevelType w:val="hybridMultilevel"/>
-    <w:lvl w:ilvl="0" w15:tentative="1">
+    <w:lvl w:ilvl="0" w:tentative="1">
       <w:start w:val="1"/>
       <w:numFmt w:val="bullet"/>
       <w:lvlText w:val="●"/>
@@ -11737,7 +11833,7 @@
         <w:ind w:left="720" w:hanging="360"/>
       </w:pPr>
     </w:lvl>
-    <w:lvl w:ilvl="1" w15:tentative="1">
+    <w:lvl w:ilvl="1" w:tentative="1">
       <w:start w:val="1"/>
       <w:numFmt w:val="bullet"/>
       <w:lvlText w:val="○"/>
@@ -11746,7 +11842,7 @@
         <w:ind w:left="1440" w:hanging="360"/>
       </w:pPr>
     </w:lvl>
-    <w:lvl w:ilvl="2" w15:tentative="1">
+    <w:lvl w:ilvl="2" w:tentative="1">
       <w:start w:val="1"/>
       <w:numFmt w:val="bullet"/>
       <w:lvlText w:val="■"/>
@@ -11755,7 +11851,7 @@
         <w:ind w:left="2160" w:hanging="360"/>
       </w:pPr>
     </w:lvl>
-    <w:lvl w:ilvl="3" w15:tentative="1">
+    <w:lvl w:ilvl="3" w:tentative="1">
       <w:start w:val="1"/>
       <w:numFmt w:val="bullet"/>
       <w:lvlText w:val="●"/>
@@ -11764,7 +11860,7 @@
         <w:ind w:left="2880" w:hanging="360"/>
       </w:pPr>
     </w:lvl>
-    <w:lvl w:ilvl="4" w15:tentative="1">
+    <w:lvl w:ilvl="4" w:tentative="1">
       <w:start w:val="1"/>
       <w:numFmt w:val="bullet"/>
       <w:lvlText w:val="○"/>
@@ -11773,7 +11869,7 @@
         <w:ind w:left="3600" w:hanging="360"/>
       </w:pPr>
     </w:lvl>
-    <w:lvl w:ilvl="5" w15:tentative="1">
+    <w:lvl w:ilvl="5" w:tentative="1">
       <w:start w:val="1"/>
       <w:numFmt w:val="bullet"/>
       <w:lvlText w:val="■"/>
@@ -11782,7 +11878,7 @@
         <w:ind w:left="4320" w:hanging="360"/>
       </w:pPr>
     </w:lvl>
-    <w:lvl w:ilvl="6" w15:tentative="1">
+    <w:lvl w:ilvl="6" w:tentative="1">
       <w:start w:val="1"/>
       <w:numFmt w:val="bullet"/>
       <w:lvlText w:val="●"/>
@@ -11791,7 +11887,7 @@
         <w:ind w:left="5040" w:hanging="360"/>
       </w:pPr>
     </w:lvl>
-    <w:lvl w:ilvl="7" w15:tentative="1">
+    <w:lvl w:ilvl="7" w:tentative="1">
       <w:start w:val="1"/>
       <w:numFmt w:val="bullet"/>
       <w:lvlText w:val="●"/>
@@ -11800,7 +11896,7 @@
         <w:ind w:left="5760" w:hanging="360"/>
       </w:pPr>
     </w:lvl>
-    <w:lvl w:ilvl="8" w15:tentative="1">
+    <w:lvl w:ilvl="8" w:tentative="1">
       <w:start w:val="1"/>
       <w:numFmt w:val="bullet"/>
       <w:lvlText w:val="●"/>
@@ -11832,6 +11928,25 @@
     </w:rPrDefault>
     <w:pPrDefault/>
   </w:docDefaults>
+  <w:style w:type="paragraph" w:styleId="Normal" w:default="1">
+    <w:name w:val="Normal"/>
+    <w:qFormat/>
+  </w:style>
+  <w:style w:type="table" w:styleId="TableNormal" w:default="true">
+    <w:name w:val="Normal Table"/>
+    <w:uiPriority w:val="99"/>
+    <w:semiHidden/>
+    <w:unhideWhenUsed/>
+    <w:tblPr>
+      <w:tblInd w:type="dxa" w:w="0"/>
+      <w:tblCellMar>
+        <w:top w:type="dxa" w:w="0"/>
+        <w:left w:type="dxa" w:w="108"/>
+        <w:bottom w:type="dxa" w:w="0"/>
+        <w:right w:type="dxa" w:w="108"/>
+      </w:tblCellMar>
+    </w:tblPr>
+  </w:style>
   <w:style w:type="paragraph" w:styleId="Title">
     <w:name w:val="Title"/>
     <w:basedOn w:val="Normal"/>
@@ -12004,4 +12119,294 @@
     </w:rPr>
   </w:style>
 </w:styles>
+</file>
+
+<file path=word/theme/theme1.xml><?xml version="1.0" encoding="utf-8"?>
+<a:theme xmlns:a="http://schemas.openxmlformats.org/drawingml/2006/main" name="Office Theme">
+  <a:themeElements>
+    <a:clrScheme name="Office">
+      <a:dk1>
+        <a:sysClr val="windowText" lastClr="000000"/>
+      </a:dk1>
+      <a:lt1>
+        <a:sysClr val="window" lastClr="FFFFFF"/>
+      </a:lt1>
+      <a:dk2>
+        <a:srgbClr val="44546A"/>
+      </a:dk2>
+      <a:lt2>
+        <a:srgbClr val="E7E6E6"/>
+      </a:lt2>
+      <a:accent1>
+        <a:srgbClr val="4472C4"/>
+      </a:accent1>
+      <a:accent2>
+        <a:srgbClr val="ED7D31"/>
+      </a:accent2>
+      <a:accent3>
+        <a:srgbClr val="A5A5A5"/>
+      </a:accent3>
+      <a:accent4>
+        <a:srgbClr val="FFC000"/>
+      </a:accent4>
+      <a:accent5>
+        <a:srgbClr val="5B9BD5"/>
+      </a:accent5>
+      <a:accent6>
+        <a:srgbClr val="70AD47"/>
+      </a:accent6>
+      <a:hlink>
+        <a:srgbClr val="0563C1"/>
+      </a:hlink>
+      <a:folHlink>
+        <a:srgbClr val="954F72"/>
+      </a:folHlink>
+    </a:clrScheme>
+    <a:fontScheme name="Office">
+      <a:majorFont>
+        <a:latin typeface="Calibri Light" panose="020F0302020204030204"/>
+        <a:ea typeface=""/>
+        <a:cs typeface=""/>
+        <a:font script="Jpan" typeface="游ゴシック Light"/>
+        <a:font script="Hang" typeface="맑은 고딕"/>
+        <a:font script="Hans" typeface="等线 Light"/>
+        <a:font script="Hant" typeface="新細明體"/>
+        <a:font script="Arab" typeface="Times New Roman"/>
+        <a:font script="Hebr" typeface="Times New Roman"/>
+        <a:font script="Thai" typeface="Angsana New"/>
+        <a:font script="Ethi" typeface="Nyala"/>
+        <a:font script="Beng" typeface="Vrinda"/>
+        <a:font script="Gujr" typeface="Shruti"/>
+        <a:font script="Khmr" typeface="MoolBoran"/>
+        <a:font script="Knda" typeface="Tunga"/>
+        <a:font script="Guru" typeface="Raavi"/>
+        <a:font script="Cans" typeface="Euphemia"/>
+        <a:font script="Cher" typeface="Plantagenet Cherokee"/>
+        <a:font script="Yiii" typeface="Microsoft Yi Baiti"/>
+        <a:font script="Tibt" typeface="Microsoft Himalaya"/>
+        <a:font script="Thaa" typeface="MV Boli"/>
+        <a:font script="Deva" typeface="Mangal"/>
+        <a:font script="Telu" typeface="Gautami"/>
+        <a:font script="Taml" typeface="Latha"/>
+        <a:font script="Syrc" typeface="Estrangelo Edessa"/>
+        <a:font script="Orya" typeface="Kalinga"/>
+        <a:font script="Mlym" typeface="Kartika"/>
+        <a:font script="Laoo" typeface="DokChampa"/>
+        <a:font script="Sinh" typeface="Iskoola Pota"/>
+        <a:font script="Mong" typeface="Mongolian Baiti"/>
+        <a:font script="Viet" typeface="Times New Roman"/>
+        <a:font script="Uigh" typeface="Microsoft Uighur"/>
+        <a:font script="Geor" typeface="Sylfaen"/>
+        <a:font script="Armn" typeface="Arial"/>
+        <a:font script="Bugi" typeface="Leelawadee UI"/>
+        <a:font script="Bopo" typeface="Microsoft JhengHei"/>
+        <a:font script="Java" typeface="Javanese Text"/>
+        <a:font script="Lisu" typeface="Segoe UI"/>
+        <a:font script="Mymr" typeface="Myanmar Text"/>
+        <a:font script="Nkoo" typeface="Ebrima"/>
+        <a:font script="Olck" typeface="Nirmala UI"/>
+        <a:font script="Osma" typeface="Ebrima"/>
+        <a:font script="Phag" typeface="Phagspa"/>
+        <a:font script="Syrn" typeface="Estrangelo Edessa"/>
+        <a:font script="Syrj" typeface="Estrangelo Edessa"/>
+        <a:font script="Syre" typeface="Estrangelo Edessa"/>
+        <a:font script="Sora" typeface="Nirmala UI"/>
+        <a:font script="Tale" typeface="Microsoft Tai Le"/>
+        <a:font script="Talu" typeface="Microsoft New Tai Lue"/>
+        <a:font script="Tfng" typeface="Ebrima"/>
+      </a:majorFont>
+      <a:minorFont>
+        <a:latin typeface="Calibri" panose="020F0502020204030204"/>
+        <a:ea typeface=""/>
+        <a:cs typeface=""/>
+        <a:font script="Jpan" typeface="游明朝"/>
+        <a:font script="Hang" typeface="맑은 고딕"/>
+        <a:font script="Hans" typeface="等线"/>
+        <a:font script="Hant" typeface="新細明體"/>
+        <a:font script="Arab" typeface="Arial"/>
+        <a:font script="Hebr" typeface="Arial"/>
+        <a:font script="Thai" typeface="Cordia New"/>
+        <a:font script="Ethi" typeface="Nyala"/>
+        <a:font script="Beng" typeface="Vrinda"/>
+        <a:font script="Gujr" typeface="Shruti"/>
+        <a:font script="Khmr" typeface="DaunPenh"/>
+        <a:font script="Knda" typeface="Tunga"/>
+        <a:font script="Guru" typeface="Raavi"/>
+        <a:font script="Cans" typeface="Euphemia"/>
+        <a:font script="Cher" typeface="Plantagenet Cherokee"/>
+        <a:font script="Yiii" typeface="Microsoft Yi Baiti"/>
+        <a:font script="Tibt" typeface="Microsoft Himalaya"/>
+        <a:font script="Thaa" typeface="MV Boli"/>
+        <a:font script="Deva" typeface="Mangal"/>
+        <a:font script="Telu" typeface="Gautami"/>
+        <a:font script="Taml" typeface="Latha"/>
+        <a:font script="Syrc" typeface="Estrangelo Edessa"/>
+        <a:font script="Orya" typeface="Kalinga"/>
+        <a:font script="Mlym" typeface="Kartika"/>
+        <a:font script="Laoo" typeface="DokChampa"/>
+        <a:font script="Sinh" typeface="Iskoola Pota"/>
+        <a:font script="Mong" typeface="Mongolian Baiti"/>
+        <a:font script="Viet" typeface="Arial"/>
+        <a:font script="Uigh" typeface="Microsoft Uighur"/>
+        <a:font script="Geor" typeface="Sylfaen"/>
+        <a:font script="Armn" typeface="Arial"/>
+        <a:font script="Bugi" typeface="Leelawadee UI"/>
+        <a:font script="Bopo" typeface="Microsoft JhengHei"/>
+        <a:font script="Java" typeface="Javanese Text"/>
+        <a:font script="Lisu" typeface="Segoe UI"/>
+        <a:font script="Mymr" typeface="Myanmar Text"/>
+        <a:font script="Nkoo" typeface="Ebrima"/>
+        <a:font script="Olck" typeface="Nirmala UI"/>
+        <a:font script="Osma" typeface="Ebrima"/>
+        <a:font script="Phag" typeface="Phagspa"/>
+        <a:font script="Syrn" typeface="Estrangelo Edessa"/>
+        <a:font script="Syrj" typeface="Estrangelo Edessa"/>
+        <a:font script="Syre" typeface="Estrangelo Edessa"/>
+        <a:font script="Sora" typeface="Nirmala UI"/>
+        <a:font script="Tale" typeface="Microsoft Tai Le"/>
+        <a:font script="Talu" typeface="Microsoft New Tai Lue"/>
+        <a:font script="Tfng" typeface="Ebrima"/>
+      </a:minorFont>
+    </a:fontScheme>
+    <a:fmtScheme name="Office">
+      <a:fillStyleLst>
+        <a:solidFill>
+          <a:schemeClr val="phClr"/>
+        </a:solidFill>
+        <a:gradFill rotWithShape="true">
+          <a:gsLst>
+            <a:gs pos="0">
+              <a:schemeClr val="phClr">
+                <a:lumMod val="110000"/>
+                <a:satMod val="105000"/>
+                <a:tint val="67000"/>
+              </a:schemeClr>
+            </a:gs>
+            <a:gs pos="50000">
+              <a:schemeClr val="phClr">
+                <a:lumMod val="105000"/>
+                <a:satMod val="103000"/>
+                <a:tint val="73000"/>
+              </a:schemeClr>
+            </a:gs>
+            <a:gs pos="100000">
+              <a:schemeClr val="phClr">
+                <a:lumMod val="105000"/>
+                <a:satMod val="109000"/>
+                <a:tint val="81000"/>
+              </a:schemeClr>
+            </a:gs>
+          </a:gsLst>
+          <a:lin ang="5400000" scaled="false"/>
+        </a:gradFill>
+        <a:gradFill rotWithShape="true">
+          <a:gsLst>
+            <a:gs pos="0">
+              <a:schemeClr val="phClr">
+                <a:satMod val="103000"/>
+                <a:lumMod val="102000"/>
+                <a:tint val="94000"/>
+              </a:schemeClr>
+            </a:gs>
+            <a:gs pos="50000">
+              <a:schemeClr val="phClr">
+                <a:satMod val="110000"/>
+                <a:lumMod val="100000"/>
+                <a:shade val="100000"/>
+              </a:schemeClr>
+            </a:gs>
+            <a:gs pos="100000">
+              <a:schemeClr val="phClr">
+                <a:lumMod val="99000"/>
+                <a:satMod val="120000"/>
+                <a:shade val="78000"/>
+              </a:schemeClr>
+            </a:gs>
+          </a:gsLst>
+          <a:lin ang="5400000" scaled="false"/>
+        </a:gradFill>
+      </a:fillStyleLst>
+      <a:lnStyleLst>
+        <a:ln w="6350" cap="flat" cmpd="sng" algn="ctr">
+          <a:solidFill>
+            <a:schemeClr val="phClr"/>
+          </a:solidFill>
+          <a:prstDash val="solid"/>
+          <a:miter lim="800000"/>
+        </a:ln>
+        <a:ln w="12700" cap="flat" cmpd="sng" algn="ctr">
+          <a:solidFill>
+            <a:schemeClr val="phClr"/>
+          </a:solidFill>
+          <a:prstDash val="solid"/>
+          <a:miter lim="800000"/>
+        </a:ln>
+        <a:ln w="19050" cap="flat" cmpd="sng" algn="ctr">
+          <a:solidFill>
+            <a:schemeClr val="phClr"/>
+          </a:solidFill>
+          <a:prstDash val="solid"/>
+          <a:miter lim="800000"/>
+        </a:ln>
+      </a:lnStyleLst>
+      <a:effectStyleLst>
+        <a:effectStyle>
+          <a:effectLst/>
+        </a:effectStyle>
+        <a:effectStyle>
+          <a:effectLst/>
+        </a:effectStyle>
+        <a:effectStyle>
+          <a:effectLst>
+            <a:outerShdw blurRad="57150" dist="19050" dir="5400000" algn="ctr" rotWithShape="false">
+              <a:srgbClr val="000000">
+                <a:alpha val="63000"/>
+              </a:srgbClr>
+            </a:outerShdw>
+          </a:effectLst>
+        </a:effectStyle>
+      </a:effectStyleLst>
+      <a:bgFillStyleLst>
+        <a:solidFill>
+          <a:schemeClr val="phClr"/>
+        </a:solidFill>
+        <a:solidFill>
+          <a:schemeClr val="phClr">
+            <a:tint val="95000"/>
+            <a:satMod val="170000"/>
+          </a:schemeClr>
+        </a:solidFill>
+        <a:gradFill rotWithShape="true">
+          <a:gsLst>
+            <a:gs pos="0">
+              <a:schemeClr val="phClr">
+                <a:tint val="93000"/>
+                <a:satMod val="150000"/>
+                <a:shade val="98000"/>
+                <a:lumMod val="102000"/>
+              </a:schemeClr>
+            </a:gs>
+            <a:gs pos="50000">
+              <a:schemeClr val="phClr">
+                <a:tint val="98000"/>
+                <a:satMod val="130000"/>
+                <a:shade val="90000"/>
+                <a:lumMod val="103000"/>
+              </a:schemeClr>
+            </a:gs>
+            <a:gs pos="100000">
+              <a:schemeClr val="phClr">
+                <a:shade val="63000"/>
+                <a:satMod val="120000"/>
+              </a:schemeClr>
+            </a:gs>
+          </a:gsLst>
+          <a:lin ang="5400000" scaled="false"/>
+        </a:gradFill>
+      </a:bgFillStyleLst>
+    </a:fmtScheme>
+  </a:themeElements>
+  <a:objectDefaults/>
+  <a:extraClrSchemeLst/>
+</a:theme>
 </file>